--- a/Tutorial 3 Deep learning with medical imaging.docx
+++ b/Tutorial 3 Deep learning with medical imaging.docx
@@ -3,8 +3,1482 @@
 <w:document xmlns:wpc="http://schemas.microsoft.com/office/word/2010/wordprocessingCanvas" xmlns:cx="http://schemas.microsoft.com/office/drawing/2014/chartex" xmlns:cx1="http://schemas.microsoft.com/office/drawing/2015/9/8/chartex" xmlns:cx2="http://schemas.microsoft.com/office/drawing/2015/10/21/chartex" xmlns:cx3="http://schemas.microsoft.com/office/drawing/2016/5/9/chartex" xmlns:cx4="http://schemas.microsoft.com/office/drawing/2016/5/10/chartex" xmlns:cx5="http://schemas.microsoft.com/office/drawing/2016/5/11/chartex" xmlns:cx6="http://schemas.microsoft.com/office/drawing/2016/5/12/chartex" xmlns:cx7="http://schemas.microsoft.com/office/drawing/2016/5/13/chartex" xmlns:cx8="http://schemas.microsoft.com/office/drawing/2016/5/14/chartex" xmlns:mc="http://schemas.openxmlformats.org/markup-compatibility/2006" xmlns:aink="http://schemas.microsoft.com/office/drawing/2016/ink" xmlns:am3d="http://schemas.microsoft.com/office/drawing/2017/model3d" xmlns:o="urn:schemas-microsoft-com:office:office" xmlns:r="http://schemas.openxmlformats.org/officeDocument/2006/relationships" xmlns:m="http://schemas.openxmlformats.org/officeDocument/2006/math" xmlns:v="urn:schemas-microsoft-com:vml" xmlns:wp14="http://schemas.microsoft.com/office/word/2010/wordprocessingDrawing" xmlns:wp="http://schemas.openxmlformats.org/drawingml/2006/wordprocessingDrawing" xmlns:w10="urn:schemas-microsoft-com:office:word" xmlns:w="http://schemas.openxmlformats.org/wordprocessingml/2006/main" xmlns:w14="http://schemas.microsoft.com/office/word/2010/wordml" xmlns:w15="http://schemas.microsoft.com/office/word/2012/wordml" xmlns:w16cid="http://schemas.microsoft.com/office/word/2016/wordml/cid" xmlns:w16se="http://schemas.microsoft.com/office/word/2015/wordml/symex" xmlns:wpg="http://schemas.microsoft.com/office/word/2010/wordprocessingGroup" xmlns:wpi="http://schemas.microsoft.com/office/word/2010/wordprocessingInk" xmlns:wne="http://schemas.microsoft.com/office/word/2006/wordml" xmlns:wps="http://schemas.microsoft.com/office/word/2010/wordprocessingShape" mc:Ignorable="w14 w15 w16se w16cid wp14">
   <w:body>
     <w:p>
+      <w:pPr>
+        <w:pStyle w:val="Title"/>
+        <w:rPr>
+          <w:rFonts w:ascii="Helvetica" w:hAnsi="Helvetica" w:cs="Helvetica"/>
+        </w:rPr>
+      </w:pPr>
       <w:bookmarkStart w:id="0" w:name="_GoBack"/>
-      <w:bookmarkEnd w:id="0"/>
+      <w:r>
+        <w:rPr>
+          <w:rFonts w:ascii="Helvetica" w:hAnsi="Helvetica" w:cs="Helvetica"/>
+        </w:rPr>
+        <w:t>Tutorial 3 Deep learning with medical imaging</w:t>
+      </w:r>
+    </w:p>
+    <w:bookmarkEnd w:id="0"/>
+    <w:p>
+      <w:pPr>
+        <w:rPr>
+          <w:rFonts w:hint="eastAsia"/>
+        </w:rPr>
+      </w:pPr>
+      <w:r>
+        <mc:AlternateContent>
+          <mc:Choice Requires="wps">
+            <w:drawing>
+              <wp:anchor distT="45720" distB="45720" distL="114300" distR="114300" simplePos="0" relativeHeight="251659264" behindDoc="0" locked="0" layoutInCell="1" allowOverlap="1" wp14:anchorId="50F7855D" wp14:editId="42C41E72">
+                <wp:simplePos x="0" y="0"/>
+                <wp:positionH relativeFrom="column">
+                  <wp:posOffset>-1143000</wp:posOffset>
+                </wp:positionH>
+                <wp:positionV relativeFrom="paragraph">
+                  <wp:posOffset>247015</wp:posOffset>
+                </wp:positionV>
+                <wp:extent cx="7537450" cy="1404620"/>
+                <wp:effectExtent l="0" t="0" r="25400" b="13970"/>
+                <wp:wrapSquare wrapText="bothSides"/>
+                <wp:docPr id="6" name="Text Box 2"/>
+                <wp:cNvGraphicFramePr>
+                  <a:graphicFrameLocks xmlns:a="http://schemas.openxmlformats.org/drawingml/2006/main"/>
+                </wp:cNvGraphicFramePr>
+                <a:graphic xmlns:a="http://schemas.openxmlformats.org/drawingml/2006/main">
+                  <a:graphicData uri="http://schemas.microsoft.com/office/word/2010/wordprocessingShape">
+                    <wps:wsp>
+                      <wps:cNvSpPr txBox="1">
+                        <a:spLocks noChangeArrowheads="1"/>
+                      </wps:cNvSpPr>
+                      <wps:spPr bwMode="auto">
+                        <a:xfrm>
+                          <a:off x="0" y="0"/>
+                          <a:ext cx="7537450" cy="1404620"/>
+                        </a:xfrm>
+                        <a:prstGeom prst="rect">
+                          <a:avLst/>
+                        </a:prstGeom>
+                        <a:solidFill>
+                          <a:srgbClr val="FFFFFF"/>
+                        </a:solidFill>
+                        <a:ln w="9525">
+                          <a:solidFill>
+                            <a:srgbClr val="000000"/>
+                          </a:solidFill>
+                          <a:miter lim="800000"/>
+                          <a:headEnd/>
+                          <a:tailEnd/>
+                        </a:ln>
+                      </wps:spPr>
+                      <wps:txbx>
+                        <w:txbxContent>
+                          <w:p>
+                            <w:pPr>
+                              <w:widowControl/>
+                              <w:shd w:val="clear" w:color="auto" w:fill="FFFFFE"/>
+                              <w:spacing w:line="285" w:lineRule="atLeast"/>
+                              <w:jc w:val="left"/>
+                              <w:rPr>
+                                <w:rFonts w:ascii="Courier New" w:eastAsia="宋体" w:hAnsi="Courier New" w:cs="Courier New"/>
+                                <w:noProof w:val="0"/>
+                                <w:color w:val="000000"/>
+                                <w:kern w:val="0"/>
+                                <w:szCs w:val="21"/>
+                              </w:rPr>
+                            </w:pPr>
+                            <w:r>
+                              <w:rPr>
+                                <w:rFonts w:ascii="Courier New" w:eastAsia="宋体" w:hAnsi="Courier New" w:cs="Courier New"/>
+                                <w:noProof w:val="0"/>
+                                <w:color w:val="008000"/>
+                                <w:kern w:val="0"/>
+                                <w:szCs w:val="21"/>
+                              </w:rPr>
+                              <w:t># summarize the data</w:t>
+                            </w:r>
+                          </w:p>
+                          <w:p>
+                            <w:pPr>
+                              <w:widowControl/>
+                              <w:shd w:val="clear" w:color="auto" w:fill="FFFFFE"/>
+                              <w:spacing w:line="285" w:lineRule="atLeast"/>
+                              <w:jc w:val="left"/>
+                              <w:rPr>
+                                <w:rFonts w:ascii="Courier New" w:eastAsia="宋体" w:hAnsi="Courier New" w:cs="Courier New"/>
+                                <w:noProof w:val="0"/>
+                                <w:color w:val="000000"/>
+                                <w:kern w:val="0"/>
+                                <w:szCs w:val="21"/>
+                              </w:rPr>
+                            </w:pPr>
+                            <w:r>
+                              <w:rPr>
+                                <w:rFonts w:ascii="Courier New" w:eastAsia="宋体" w:hAnsi="Courier New" w:cs="Courier New"/>
+                                <w:noProof w:val="0"/>
+                                <w:color w:val="AF00DB"/>
+                                <w:kern w:val="0"/>
+                                <w:szCs w:val="21"/>
+                              </w:rPr>
+                              <w:t>from</w:t>
+                            </w:r>
+                            <w:r>
+                              <w:rPr>
+                                <w:rFonts w:ascii="Courier New" w:eastAsia="宋体" w:hAnsi="Courier New" w:cs="Courier New"/>
+                                <w:noProof w:val="0"/>
+                                <w:color w:val="000000"/>
+                                <w:kern w:val="0"/>
+                                <w:szCs w:val="21"/>
+                              </w:rPr>
+                              <w:t> pandas </w:t>
+                            </w:r>
+                            <w:r>
+                              <w:rPr>
+                                <w:rFonts w:ascii="Courier New" w:eastAsia="宋体" w:hAnsi="Courier New" w:cs="Courier New"/>
+                                <w:noProof w:val="0"/>
+                                <w:color w:val="AF00DB"/>
+                                <w:kern w:val="0"/>
+                                <w:szCs w:val="21"/>
+                              </w:rPr>
+                              <w:t>import</w:t>
+                            </w:r>
+                            <w:r>
+                              <w:rPr>
+                                <w:rFonts w:ascii="Courier New" w:eastAsia="宋体" w:hAnsi="Courier New" w:cs="Courier New"/>
+                                <w:noProof w:val="0"/>
+                                <w:color w:val="000000"/>
+                                <w:kern w:val="0"/>
+                                <w:szCs w:val="21"/>
+                              </w:rPr>
+                              <w:t> read_csv</w:t>
+                            </w:r>
+                          </w:p>
+                          <w:p>
+                            <w:pPr>
+                              <w:widowControl/>
+                              <w:shd w:val="clear" w:color="auto" w:fill="FFFFFE"/>
+                              <w:spacing w:line="285" w:lineRule="atLeast"/>
+                              <w:jc w:val="left"/>
+                              <w:rPr>
+                                <w:rFonts w:ascii="Courier New" w:eastAsia="宋体" w:hAnsi="Courier New" w:cs="Courier New"/>
+                                <w:noProof w:val="0"/>
+                                <w:color w:val="000000"/>
+                                <w:kern w:val="0"/>
+                                <w:szCs w:val="21"/>
+                              </w:rPr>
+                            </w:pPr>
+                            <w:r>
+                              <w:rPr>
+                                <w:rFonts w:ascii="Courier New" w:eastAsia="宋体" w:hAnsi="Courier New" w:cs="Courier New"/>
+                                <w:noProof w:val="0"/>
+                                <w:color w:val="008000"/>
+                                <w:kern w:val="0"/>
+                                <w:szCs w:val="21"/>
+                              </w:rPr>
+                              <w:t># Load dataset</w:t>
+                            </w:r>
+                          </w:p>
+                          <w:p>
+                            <w:pPr>
+                              <w:widowControl/>
+                              <w:shd w:val="clear" w:color="auto" w:fill="FFFFFE"/>
+                              <w:spacing w:line="285" w:lineRule="atLeast"/>
+                              <w:jc w:val="left"/>
+                              <w:rPr>
+                                <w:rFonts w:ascii="Courier New" w:eastAsia="宋体" w:hAnsi="Courier New" w:cs="Courier New"/>
+                                <w:noProof w:val="0"/>
+                                <w:color w:val="000000"/>
+                                <w:kern w:val="0"/>
+                                <w:szCs w:val="21"/>
+                              </w:rPr>
+                            </w:pPr>
+                            <w:r>
+                              <w:rPr>
+                                <w:rFonts w:ascii="Courier New" w:eastAsia="宋体" w:hAnsi="Courier New" w:cs="Courier New"/>
+                                <w:noProof w:val="0"/>
+                                <w:color w:val="000000"/>
+                                <w:kern w:val="0"/>
+                                <w:szCs w:val="21"/>
+                              </w:rPr>
+                              <w:t>url = </w:t>
+                            </w:r>
+                            <w:r>
+                              <w:rPr>
+                                <w:rFonts w:ascii="Courier New" w:eastAsia="宋体" w:hAnsi="Courier New" w:cs="Courier New"/>
+                                <w:noProof w:val="0"/>
+                                <w:color w:val="A31515"/>
+                                <w:kern w:val="0"/>
+                                <w:szCs w:val="21"/>
+                              </w:rPr>
+                              <w:t>"https://raw.githubusercontent.com/qwuae1/MachineLearning/master/iris.csv"</w:t>
+                            </w:r>
+                          </w:p>
+                          <w:p>
+                            <w:pPr>
+                              <w:widowControl/>
+                              <w:shd w:val="clear" w:color="auto" w:fill="FFFFFE"/>
+                              <w:spacing w:line="285" w:lineRule="atLeast"/>
+                              <w:jc w:val="left"/>
+                              <w:rPr>
+                                <w:rFonts w:ascii="Courier New" w:eastAsia="宋体" w:hAnsi="Courier New" w:cs="Courier New"/>
+                                <w:noProof w:val="0"/>
+                                <w:color w:val="000000"/>
+                                <w:kern w:val="0"/>
+                                <w:szCs w:val="21"/>
+                              </w:rPr>
+                            </w:pPr>
+                            <w:r>
+                              <w:rPr>
+                                <w:rFonts w:ascii="Courier New" w:eastAsia="宋体" w:hAnsi="Courier New" w:cs="Courier New"/>
+                                <w:noProof w:val="0"/>
+                                <w:color w:val="000000"/>
+                                <w:kern w:val="0"/>
+                                <w:szCs w:val="21"/>
+                              </w:rPr>
+                              <w:t>names = [</w:t>
+                            </w:r>
+                            <w:r>
+                              <w:rPr>
+                                <w:rFonts w:ascii="Courier New" w:eastAsia="宋体" w:hAnsi="Courier New" w:cs="Courier New"/>
+                                <w:noProof w:val="0"/>
+                                <w:color w:val="A31515"/>
+                                <w:kern w:val="0"/>
+                                <w:szCs w:val="21"/>
+                              </w:rPr>
+                              <w:t>'sepal-length'</w:t>
+                            </w:r>
+                            <w:r>
+                              <w:rPr>
+                                <w:rFonts w:ascii="Courier New" w:eastAsia="宋体" w:hAnsi="Courier New" w:cs="Courier New"/>
+                                <w:noProof w:val="0"/>
+                                <w:color w:val="000000"/>
+                                <w:kern w:val="0"/>
+                                <w:szCs w:val="21"/>
+                              </w:rPr>
+                              <w:t>, </w:t>
+                            </w:r>
+                            <w:r>
+                              <w:rPr>
+                                <w:rFonts w:ascii="Courier New" w:eastAsia="宋体" w:hAnsi="Courier New" w:cs="Courier New"/>
+                                <w:noProof w:val="0"/>
+                                <w:color w:val="A31515"/>
+                                <w:kern w:val="0"/>
+                                <w:szCs w:val="21"/>
+                              </w:rPr>
+                              <w:t>'sepal-width'</w:t>
+                            </w:r>
+                            <w:r>
+                              <w:rPr>
+                                <w:rFonts w:ascii="Courier New" w:eastAsia="宋体" w:hAnsi="Courier New" w:cs="Courier New"/>
+                                <w:noProof w:val="0"/>
+                                <w:color w:val="000000"/>
+                                <w:kern w:val="0"/>
+                                <w:szCs w:val="21"/>
+                              </w:rPr>
+                              <w:t>, </w:t>
+                            </w:r>
+                            <w:r>
+                              <w:rPr>
+                                <w:rFonts w:ascii="Courier New" w:eastAsia="宋体" w:hAnsi="Courier New" w:cs="Courier New"/>
+                                <w:noProof w:val="0"/>
+                                <w:color w:val="A31515"/>
+                                <w:kern w:val="0"/>
+                                <w:szCs w:val="21"/>
+                              </w:rPr>
+                              <w:t>'petal-length'</w:t>
+                            </w:r>
+                            <w:r>
+                              <w:rPr>
+                                <w:rFonts w:ascii="Courier New" w:eastAsia="宋体" w:hAnsi="Courier New" w:cs="Courier New"/>
+                                <w:noProof w:val="0"/>
+                                <w:color w:val="000000"/>
+                                <w:kern w:val="0"/>
+                                <w:szCs w:val="21"/>
+                              </w:rPr>
+                              <w:t>, </w:t>
+                            </w:r>
+                            <w:r>
+                              <w:rPr>
+                                <w:rFonts w:ascii="Courier New" w:eastAsia="宋体" w:hAnsi="Courier New" w:cs="Courier New"/>
+                                <w:noProof w:val="0"/>
+                                <w:color w:val="A31515"/>
+                                <w:kern w:val="0"/>
+                                <w:szCs w:val="21"/>
+                              </w:rPr>
+                              <w:t>'petal-width'</w:t>
+                            </w:r>
+                            <w:r>
+                              <w:rPr>
+                                <w:rFonts w:ascii="Courier New" w:eastAsia="宋体" w:hAnsi="Courier New" w:cs="Courier New"/>
+                                <w:noProof w:val="0"/>
+                                <w:color w:val="000000"/>
+                                <w:kern w:val="0"/>
+                                <w:szCs w:val="21"/>
+                              </w:rPr>
+                              <w:t>, </w:t>
+                            </w:r>
+                            <w:r>
+                              <w:rPr>
+                                <w:rFonts w:ascii="Courier New" w:eastAsia="宋体" w:hAnsi="Courier New" w:cs="Courier New"/>
+                                <w:noProof w:val="0"/>
+                                <w:color w:val="A31515"/>
+                                <w:kern w:val="0"/>
+                                <w:szCs w:val="21"/>
+                              </w:rPr>
+                              <w:t>'class'</w:t>
+                            </w:r>
+                            <w:r>
+                              <w:rPr>
+                                <w:rFonts w:ascii="Courier New" w:eastAsia="宋体" w:hAnsi="Courier New" w:cs="Courier New"/>
+                                <w:noProof w:val="0"/>
+                                <w:color w:val="000000"/>
+                                <w:kern w:val="0"/>
+                                <w:szCs w:val="21"/>
+                              </w:rPr>
+                              <w:t>]</w:t>
+                            </w:r>
+                          </w:p>
+                          <w:p>
+                            <w:pPr>
+                              <w:widowControl/>
+                              <w:shd w:val="clear" w:color="auto" w:fill="FFFFFE"/>
+                              <w:spacing w:line="285" w:lineRule="atLeast"/>
+                              <w:jc w:val="left"/>
+                              <w:rPr>
+                                <w:rFonts w:ascii="Courier New" w:eastAsia="宋体" w:hAnsi="Courier New" w:cs="Courier New"/>
+                                <w:noProof w:val="0"/>
+                                <w:color w:val="000000"/>
+                                <w:kern w:val="0"/>
+                                <w:szCs w:val="21"/>
+                              </w:rPr>
+                            </w:pPr>
+                            <w:r>
+                              <w:rPr>
+                                <w:rFonts w:ascii="Courier New" w:eastAsia="宋体" w:hAnsi="Courier New" w:cs="Courier New"/>
+                                <w:noProof w:val="0"/>
+                                <w:color w:val="000000"/>
+                                <w:kern w:val="0"/>
+                                <w:szCs w:val="21"/>
+                              </w:rPr>
+                              <w:t>dataset = read_</w:t>
+                            </w:r>
+                            <w:proofErr w:type="gramStart"/>
+                            <w:r>
+                              <w:rPr>
+                                <w:rFonts w:ascii="Courier New" w:eastAsia="宋体" w:hAnsi="Courier New" w:cs="Courier New"/>
+                                <w:noProof w:val="0"/>
+                                <w:color w:val="000000"/>
+                                <w:kern w:val="0"/>
+                                <w:szCs w:val="21"/>
+                              </w:rPr>
+                              <w:t>csv(</w:t>
+                            </w:r>
+                            <w:proofErr w:type="gramEnd"/>
+                            <w:r>
+                              <w:rPr>
+                                <w:rFonts w:ascii="Courier New" w:eastAsia="宋体" w:hAnsi="Courier New" w:cs="Courier New"/>
+                                <w:noProof w:val="0"/>
+                                <w:color w:val="000000"/>
+                                <w:kern w:val="0"/>
+                                <w:szCs w:val="21"/>
+                              </w:rPr>
+                              <w:t>url, names=names)</w:t>
+                            </w:r>
+                          </w:p>
+                          <w:p>
+                            <w:pPr>
+                              <w:widowControl/>
+                              <w:shd w:val="clear" w:color="auto" w:fill="FFFFFE"/>
+                              <w:spacing w:line="285" w:lineRule="atLeast"/>
+                              <w:jc w:val="left"/>
+                              <w:rPr>
+                                <w:rFonts w:ascii="Courier New" w:eastAsia="宋体" w:hAnsi="Courier New" w:cs="Courier New"/>
+                                <w:noProof w:val="0"/>
+                                <w:color w:val="000000"/>
+                                <w:kern w:val="0"/>
+                                <w:szCs w:val="21"/>
+                              </w:rPr>
+                            </w:pPr>
+                            <w:r>
+                              <w:rPr>
+                                <w:rFonts w:ascii="Courier New" w:eastAsia="宋体" w:hAnsi="Courier New" w:cs="Courier New"/>
+                                <w:noProof w:val="0"/>
+                                <w:color w:val="008000"/>
+                                <w:kern w:val="0"/>
+                                <w:szCs w:val="21"/>
+                              </w:rPr>
+                              <w:t># shape</w:t>
+                            </w:r>
+                          </w:p>
+                          <w:p>
+                            <w:pPr>
+                              <w:widowControl/>
+                              <w:shd w:val="clear" w:color="auto" w:fill="FFFFFE"/>
+                              <w:spacing w:line="285" w:lineRule="atLeast"/>
+                              <w:jc w:val="left"/>
+                              <w:rPr>
+                                <w:rFonts w:ascii="Courier New" w:eastAsia="宋体" w:hAnsi="Courier New" w:cs="Courier New"/>
+                                <w:noProof w:val="0"/>
+                                <w:color w:val="000000"/>
+                                <w:kern w:val="0"/>
+                                <w:szCs w:val="21"/>
+                              </w:rPr>
+                            </w:pPr>
+                            <w:r>
+                              <w:rPr>
+                                <w:rFonts w:ascii="Courier New" w:eastAsia="宋体" w:hAnsi="Courier New" w:cs="Courier New"/>
+                                <w:noProof w:val="0"/>
+                                <w:color w:val="795E26"/>
+                                <w:kern w:val="0"/>
+                                <w:szCs w:val="21"/>
+                              </w:rPr>
+                              <w:t>print</w:t>
+                            </w:r>
+                            <w:r>
+                              <w:rPr>
+                                <w:rFonts w:ascii="Courier New" w:eastAsia="宋体" w:hAnsi="Courier New" w:cs="Courier New"/>
+                                <w:noProof w:val="0"/>
+                                <w:color w:val="000000"/>
+                                <w:kern w:val="0"/>
+                                <w:szCs w:val="21"/>
+                              </w:rPr>
+                              <w:t>(</w:t>
+                            </w:r>
+                            <w:proofErr w:type="gramStart"/>
+                            <w:r>
+                              <w:rPr>
+                                <w:rFonts w:ascii="Courier New" w:eastAsia="宋体" w:hAnsi="Courier New" w:cs="Courier New"/>
+                                <w:noProof w:val="0"/>
+                                <w:color w:val="000000"/>
+                                <w:kern w:val="0"/>
+                                <w:szCs w:val="21"/>
+                              </w:rPr>
+                              <w:t>dataset.shape</w:t>
+                            </w:r>
+                            <w:proofErr w:type="gramEnd"/>
+                            <w:r>
+                              <w:rPr>
+                                <w:rFonts w:ascii="Courier New" w:eastAsia="宋体" w:hAnsi="Courier New" w:cs="Courier New"/>
+                                <w:noProof w:val="0"/>
+                                <w:color w:val="000000"/>
+                                <w:kern w:val="0"/>
+                                <w:szCs w:val="21"/>
+                              </w:rPr>
+                              <w:t>)</w:t>
+                            </w:r>
+                          </w:p>
+                          <w:p>
+                            <w:pPr>
+                              <w:widowControl/>
+                              <w:shd w:val="clear" w:color="auto" w:fill="FFFFFE"/>
+                              <w:spacing w:line="285" w:lineRule="atLeast"/>
+                              <w:jc w:val="left"/>
+                              <w:rPr>
+                                <w:rFonts w:ascii="Courier New" w:eastAsia="宋体" w:hAnsi="Courier New" w:cs="Courier New"/>
+                                <w:noProof w:val="0"/>
+                                <w:color w:val="000000"/>
+                                <w:kern w:val="0"/>
+                                <w:szCs w:val="21"/>
+                              </w:rPr>
+                            </w:pPr>
+                            <w:r>
+                              <w:rPr>
+                                <w:rFonts w:ascii="Courier New" w:eastAsia="宋体" w:hAnsi="Courier New" w:cs="Courier New"/>
+                                <w:noProof w:val="0"/>
+                                <w:color w:val="008000"/>
+                                <w:kern w:val="0"/>
+                                <w:szCs w:val="21"/>
+                              </w:rPr>
+                              <w:t># head</w:t>
+                            </w:r>
+                          </w:p>
+                          <w:p>
+                            <w:pPr>
+                              <w:widowControl/>
+                              <w:shd w:val="clear" w:color="auto" w:fill="FFFFFE"/>
+                              <w:spacing w:line="285" w:lineRule="atLeast"/>
+                              <w:jc w:val="left"/>
+                              <w:rPr>
+                                <w:rFonts w:ascii="Courier New" w:eastAsia="宋体" w:hAnsi="Courier New" w:cs="Courier New"/>
+                                <w:noProof w:val="0"/>
+                                <w:color w:val="000000"/>
+                                <w:kern w:val="0"/>
+                                <w:szCs w:val="21"/>
+                              </w:rPr>
+                            </w:pPr>
+                            <w:r>
+                              <w:rPr>
+                                <w:rFonts w:ascii="Courier New" w:eastAsia="宋体" w:hAnsi="Courier New" w:cs="Courier New"/>
+                                <w:noProof w:val="0"/>
+                                <w:color w:val="795E26"/>
+                                <w:kern w:val="0"/>
+                                <w:szCs w:val="21"/>
+                              </w:rPr>
+                              <w:t>print</w:t>
+                            </w:r>
+                            <w:r>
+                              <w:rPr>
+                                <w:rFonts w:ascii="Courier New" w:eastAsia="宋体" w:hAnsi="Courier New" w:cs="Courier New"/>
+                                <w:noProof w:val="0"/>
+                                <w:color w:val="000000"/>
+                                <w:kern w:val="0"/>
+                                <w:szCs w:val="21"/>
+                              </w:rPr>
+                              <w:t>(</w:t>
+                            </w:r>
+                            <w:proofErr w:type="gramStart"/>
+                            <w:r>
+                              <w:rPr>
+                                <w:rFonts w:ascii="Courier New" w:eastAsia="宋体" w:hAnsi="Courier New" w:cs="Courier New"/>
+                                <w:noProof w:val="0"/>
+                                <w:color w:val="000000"/>
+                                <w:kern w:val="0"/>
+                                <w:szCs w:val="21"/>
+                              </w:rPr>
+                              <w:t>dataset.head</w:t>
+                            </w:r>
+                            <w:proofErr w:type="gramEnd"/>
+                            <w:r>
+                              <w:rPr>
+                                <w:rFonts w:ascii="Courier New" w:eastAsia="宋体" w:hAnsi="Courier New" w:cs="Courier New"/>
+                                <w:noProof w:val="0"/>
+                                <w:color w:val="000000"/>
+                                <w:kern w:val="0"/>
+                                <w:szCs w:val="21"/>
+                              </w:rPr>
+                              <w:t>(</w:t>
+                            </w:r>
+                            <w:r>
+                              <w:rPr>
+                                <w:rFonts w:ascii="Courier New" w:eastAsia="宋体" w:hAnsi="Courier New" w:cs="Courier New"/>
+                                <w:noProof w:val="0"/>
+                                <w:color w:val="09885A"/>
+                                <w:kern w:val="0"/>
+                                <w:szCs w:val="21"/>
+                              </w:rPr>
+                              <w:t>20</w:t>
+                            </w:r>
+                            <w:r>
+                              <w:rPr>
+                                <w:rFonts w:ascii="Courier New" w:eastAsia="宋体" w:hAnsi="Courier New" w:cs="Courier New"/>
+                                <w:noProof w:val="0"/>
+                                <w:color w:val="000000"/>
+                                <w:kern w:val="0"/>
+                                <w:szCs w:val="21"/>
+                              </w:rPr>
+                              <w:t>))</w:t>
+                            </w:r>
+                          </w:p>
+                          <w:p>
+                            <w:pPr>
+                              <w:widowControl/>
+                              <w:shd w:val="clear" w:color="auto" w:fill="FFFFFE"/>
+                              <w:spacing w:line="285" w:lineRule="atLeast"/>
+                              <w:jc w:val="left"/>
+                              <w:rPr>
+                                <w:rFonts w:ascii="Courier New" w:eastAsia="宋体" w:hAnsi="Courier New" w:cs="Courier New"/>
+                                <w:noProof w:val="0"/>
+                                <w:color w:val="000000"/>
+                                <w:kern w:val="0"/>
+                                <w:szCs w:val="21"/>
+                              </w:rPr>
+                            </w:pPr>
+                            <w:r>
+                              <w:rPr>
+                                <w:rFonts w:ascii="Courier New" w:eastAsia="宋体" w:hAnsi="Courier New" w:cs="Courier New"/>
+                                <w:noProof w:val="0"/>
+                                <w:color w:val="008000"/>
+                                <w:kern w:val="0"/>
+                                <w:szCs w:val="21"/>
+                              </w:rPr>
+                              <w:t># descriptions</w:t>
+                            </w:r>
+                          </w:p>
+                          <w:p>
+                            <w:pPr>
+                              <w:widowControl/>
+                              <w:shd w:val="clear" w:color="auto" w:fill="FFFFFE"/>
+                              <w:spacing w:line="285" w:lineRule="atLeast"/>
+                              <w:jc w:val="left"/>
+                              <w:rPr>
+                                <w:rFonts w:ascii="Courier New" w:eastAsia="宋体" w:hAnsi="Courier New" w:cs="Courier New"/>
+                                <w:noProof w:val="0"/>
+                                <w:color w:val="000000"/>
+                                <w:kern w:val="0"/>
+                                <w:szCs w:val="21"/>
+                              </w:rPr>
+                            </w:pPr>
+                            <w:r>
+                              <w:rPr>
+                                <w:rFonts w:ascii="Courier New" w:eastAsia="宋体" w:hAnsi="Courier New" w:cs="Courier New"/>
+                                <w:noProof w:val="0"/>
+                                <w:color w:val="795E26"/>
+                                <w:kern w:val="0"/>
+                                <w:szCs w:val="21"/>
+                              </w:rPr>
+                              <w:t>print</w:t>
+                            </w:r>
+                            <w:r>
+                              <w:rPr>
+                                <w:rFonts w:ascii="Courier New" w:eastAsia="宋体" w:hAnsi="Courier New" w:cs="Courier New"/>
+                                <w:noProof w:val="0"/>
+                                <w:color w:val="000000"/>
+                                <w:kern w:val="0"/>
+                                <w:szCs w:val="21"/>
+                              </w:rPr>
+                              <w:t>(</w:t>
+                            </w:r>
+                            <w:proofErr w:type="gramStart"/>
+                            <w:r>
+                              <w:rPr>
+                                <w:rFonts w:ascii="Courier New" w:eastAsia="宋体" w:hAnsi="Courier New" w:cs="Courier New"/>
+                                <w:noProof w:val="0"/>
+                                <w:color w:val="000000"/>
+                                <w:kern w:val="0"/>
+                                <w:szCs w:val="21"/>
+                              </w:rPr>
+                              <w:t>dataset.describe</w:t>
+                            </w:r>
+                            <w:proofErr w:type="gramEnd"/>
+                            <w:r>
+                              <w:rPr>
+                                <w:rFonts w:ascii="Courier New" w:eastAsia="宋体" w:hAnsi="Courier New" w:cs="Courier New"/>
+                                <w:noProof w:val="0"/>
+                                <w:color w:val="000000"/>
+                                <w:kern w:val="0"/>
+                                <w:szCs w:val="21"/>
+                              </w:rPr>
+                              <w:t>())</w:t>
+                            </w:r>
+                          </w:p>
+                          <w:p>
+                            <w:pPr>
+                              <w:widowControl/>
+                              <w:shd w:val="clear" w:color="auto" w:fill="FFFFFE"/>
+                              <w:spacing w:line="285" w:lineRule="atLeast"/>
+                              <w:jc w:val="left"/>
+                              <w:rPr>
+                                <w:rFonts w:ascii="Courier New" w:eastAsia="宋体" w:hAnsi="Courier New" w:cs="Courier New"/>
+                                <w:noProof w:val="0"/>
+                                <w:color w:val="000000"/>
+                                <w:kern w:val="0"/>
+                                <w:szCs w:val="21"/>
+                              </w:rPr>
+                            </w:pPr>
+                            <w:r>
+                              <w:rPr>
+                                <w:rFonts w:ascii="Courier New" w:eastAsia="宋体" w:hAnsi="Courier New" w:cs="Courier New"/>
+                                <w:noProof w:val="0"/>
+                                <w:color w:val="008000"/>
+                                <w:kern w:val="0"/>
+                                <w:szCs w:val="21"/>
+                              </w:rPr>
+                              <w:t># class distribution</w:t>
+                            </w:r>
+                          </w:p>
+                          <w:p>
+                            <w:pPr>
+                              <w:widowControl/>
+                              <w:shd w:val="clear" w:color="auto" w:fill="FFFFFE"/>
+                              <w:spacing w:line="285" w:lineRule="atLeast"/>
+                              <w:jc w:val="left"/>
+                              <w:rPr>
+                                <w:rFonts w:ascii="Courier New" w:eastAsia="宋体" w:hAnsi="Courier New" w:cs="Courier New"/>
+                                <w:noProof w:val="0"/>
+                                <w:color w:val="000000"/>
+                                <w:kern w:val="0"/>
+                                <w:szCs w:val="21"/>
+                              </w:rPr>
+                            </w:pPr>
+                            <w:r>
+                              <w:rPr>
+                                <w:rFonts w:ascii="Courier New" w:eastAsia="宋体" w:hAnsi="Courier New" w:cs="Courier New"/>
+                                <w:noProof w:val="0"/>
+                                <w:color w:val="795E26"/>
+                                <w:kern w:val="0"/>
+                                <w:szCs w:val="21"/>
+                              </w:rPr>
+                              <w:t>print</w:t>
+                            </w:r>
+                            <w:r>
+                              <w:rPr>
+                                <w:rFonts w:ascii="Courier New" w:eastAsia="宋体" w:hAnsi="Courier New" w:cs="Courier New"/>
+                                <w:noProof w:val="0"/>
+                                <w:color w:val="000000"/>
+                                <w:kern w:val="0"/>
+                                <w:szCs w:val="21"/>
+                              </w:rPr>
+                              <w:t>(</w:t>
+                            </w:r>
+                            <w:proofErr w:type="gramStart"/>
+                            <w:r>
+                              <w:rPr>
+                                <w:rFonts w:ascii="Courier New" w:eastAsia="宋体" w:hAnsi="Courier New" w:cs="Courier New"/>
+                                <w:noProof w:val="0"/>
+                                <w:color w:val="000000"/>
+                                <w:kern w:val="0"/>
+                                <w:szCs w:val="21"/>
+                              </w:rPr>
+                              <w:t>dataset.groupby</w:t>
+                            </w:r>
+                            <w:proofErr w:type="gramEnd"/>
+                            <w:r>
+                              <w:rPr>
+                                <w:rFonts w:ascii="Courier New" w:eastAsia="宋体" w:hAnsi="Courier New" w:cs="Courier New"/>
+                                <w:noProof w:val="0"/>
+                                <w:color w:val="000000"/>
+                                <w:kern w:val="0"/>
+                                <w:szCs w:val="21"/>
+                              </w:rPr>
+                              <w:t>(</w:t>
+                            </w:r>
+                            <w:r>
+                              <w:rPr>
+                                <w:rFonts w:ascii="Courier New" w:eastAsia="宋体" w:hAnsi="Courier New" w:cs="Courier New"/>
+                                <w:noProof w:val="0"/>
+                                <w:color w:val="A31515"/>
+                                <w:kern w:val="0"/>
+                                <w:szCs w:val="21"/>
+                              </w:rPr>
+                              <w:t>'class'</w:t>
+                            </w:r>
+                            <w:r>
+                              <w:rPr>
+                                <w:rFonts w:ascii="Courier New" w:eastAsia="宋体" w:hAnsi="Courier New" w:cs="Courier New"/>
+                                <w:noProof w:val="0"/>
+                                <w:color w:val="000000"/>
+                                <w:kern w:val="0"/>
+                                <w:szCs w:val="21"/>
+                              </w:rPr>
+                              <w:t>).size())</w:t>
+                            </w:r>
+                          </w:p>
+                          <w:p>
+                            <w:pPr>
+                              <w:rPr>
+                                <w:rFonts w:hint="eastAsia"/>
+                              </w:rPr>
+                            </w:pPr>
+                          </w:p>
+                        </w:txbxContent>
+                      </wps:txbx>
+                      <wps:bodyPr rot="0" vert="horz" wrap="square" lIns="91440" tIns="45720" rIns="91440" bIns="45720" anchor="t" anchorCtr="0">
+                        <a:spAutoFit/>
+                      </wps:bodyPr>
+                    </wps:wsp>
+                  </a:graphicData>
+                </a:graphic>
+                <wp14:sizeRelH relativeFrom="margin">
+                  <wp14:pctWidth>0</wp14:pctWidth>
+                </wp14:sizeRelH>
+                <wp14:sizeRelV relativeFrom="margin">
+                  <wp14:pctHeight>20000</wp14:pctHeight>
+                </wp14:sizeRelV>
+              </wp:anchor>
+            </w:drawing>
+          </mc:Choice>
+          <mc:Fallback>
+            <w:pict>
+              <v:shapetype w14:anchorId="50F7855D" id="_x0000_t202" coordsize="21600,21600" o:spt="202" path="m,l,21600r21600,l21600,xe">
+                <v:stroke joinstyle="miter"/>
+                <v:path gradientshapeok="t" o:connecttype="rect"/>
+              </v:shapetype>
+              <v:shape id="Text Box 2" o:spid="_x0000_s1026" type="#_x0000_t202" style="position:absolute;left:0;text-align:left;margin-left:-90pt;margin-top:19.45pt;width:593.5pt;height:110.6pt;z-index:251659264;visibility:visible;mso-wrap-style:square;mso-width-percent:0;mso-height-percent:200;mso-wrap-distance-left:9pt;mso-wrap-distance-top:3.6pt;mso-wrap-distance-right:9pt;mso-wrap-distance-bottom:3.6pt;mso-position-horizontal:absolute;mso-position-horizontal-relative:text;mso-position-vertical:absolute;mso-position-vertical-relative:text;mso-width-percent:0;mso-height-percent:200;mso-width-relative:margin;mso-height-relative:margin;v-text-anchor:top" o:gfxdata="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">
+                <v:textbox style="mso-fit-shape-to-text:t">
+                  <w:txbxContent>
+                    <w:p>
+                      <w:pPr>
+                        <w:widowControl/>
+                        <w:shd w:val="clear" w:color="auto" w:fill="FFFFFE"/>
+                        <w:spacing w:line="285" w:lineRule="atLeast"/>
+                        <w:jc w:val="left"/>
+                        <w:rPr>
+                          <w:rFonts w:ascii="Courier New" w:eastAsia="宋体" w:hAnsi="Courier New" w:cs="Courier New"/>
+                          <w:noProof w:val="0"/>
+                          <w:color w:val="000000"/>
+                          <w:kern w:val="0"/>
+                          <w:szCs w:val="21"/>
+                        </w:rPr>
+                      </w:pPr>
+                      <w:r>
+                        <w:rPr>
+                          <w:rFonts w:ascii="Courier New" w:eastAsia="宋体" w:hAnsi="Courier New" w:cs="Courier New"/>
+                          <w:noProof w:val="0"/>
+                          <w:color w:val="008000"/>
+                          <w:kern w:val="0"/>
+                          <w:szCs w:val="21"/>
+                        </w:rPr>
+                        <w:t># summarize the data</w:t>
+                      </w:r>
+                    </w:p>
+                    <w:p>
+                      <w:pPr>
+                        <w:widowControl/>
+                        <w:shd w:val="clear" w:color="auto" w:fill="FFFFFE"/>
+                        <w:spacing w:line="285" w:lineRule="atLeast"/>
+                        <w:jc w:val="left"/>
+                        <w:rPr>
+                          <w:rFonts w:ascii="Courier New" w:eastAsia="宋体" w:hAnsi="Courier New" w:cs="Courier New"/>
+                          <w:noProof w:val="0"/>
+                          <w:color w:val="000000"/>
+                          <w:kern w:val="0"/>
+                          <w:szCs w:val="21"/>
+                        </w:rPr>
+                      </w:pPr>
+                      <w:r>
+                        <w:rPr>
+                          <w:rFonts w:ascii="Courier New" w:eastAsia="宋体" w:hAnsi="Courier New" w:cs="Courier New"/>
+                          <w:noProof w:val="0"/>
+                          <w:color w:val="AF00DB"/>
+                          <w:kern w:val="0"/>
+                          <w:szCs w:val="21"/>
+                        </w:rPr>
+                        <w:t>from</w:t>
+                      </w:r>
+                      <w:r>
+                        <w:rPr>
+                          <w:rFonts w:ascii="Courier New" w:eastAsia="宋体" w:hAnsi="Courier New" w:cs="Courier New"/>
+                          <w:noProof w:val="0"/>
+                          <w:color w:val="000000"/>
+                          <w:kern w:val="0"/>
+                          <w:szCs w:val="21"/>
+                        </w:rPr>
+                        <w:t> pandas </w:t>
+                      </w:r>
+                      <w:r>
+                        <w:rPr>
+                          <w:rFonts w:ascii="Courier New" w:eastAsia="宋体" w:hAnsi="Courier New" w:cs="Courier New"/>
+                          <w:noProof w:val="0"/>
+                          <w:color w:val="AF00DB"/>
+                          <w:kern w:val="0"/>
+                          <w:szCs w:val="21"/>
+                        </w:rPr>
+                        <w:t>import</w:t>
+                      </w:r>
+                      <w:r>
+                        <w:rPr>
+                          <w:rFonts w:ascii="Courier New" w:eastAsia="宋体" w:hAnsi="Courier New" w:cs="Courier New"/>
+                          <w:noProof w:val="0"/>
+                          <w:color w:val="000000"/>
+                          <w:kern w:val="0"/>
+                          <w:szCs w:val="21"/>
+                        </w:rPr>
+                        <w:t> read_csv</w:t>
+                      </w:r>
+                    </w:p>
+                    <w:p>
+                      <w:pPr>
+                        <w:widowControl/>
+                        <w:shd w:val="clear" w:color="auto" w:fill="FFFFFE"/>
+                        <w:spacing w:line="285" w:lineRule="atLeast"/>
+                        <w:jc w:val="left"/>
+                        <w:rPr>
+                          <w:rFonts w:ascii="Courier New" w:eastAsia="宋体" w:hAnsi="Courier New" w:cs="Courier New"/>
+                          <w:noProof w:val="0"/>
+                          <w:color w:val="000000"/>
+                          <w:kern w:val="0"/>
+                          <w:szCs w:val="21"/>
+                        </w:rPr>
+                      </w:pPr>
+                      <w:r>
+                        <w:rPr>
+                          <w:rFonts w:ascii="Courier New" w:eastAsia="宋体" w:hAnsi="Courier New" w:cs="Courier New"/>
+                          <w:noProof w:val="0"/>
+                          <w:color w:val="008000"/>
+                          <w:kern w:val="0"/>
+                          <w:szCs w:val="21"/>
+                        </w:rPr>
+                        <w:t># Load dataset</w:t>
+                      </w:r>
+                    </w:p>
+                    <w:p>
+                      <w:pPr>
+                        <w:widowControl/>
+                        <w:shd w:val="clear" w:color="auto" w:fill="FFFFFE"/>
+                        <w:spacing w:line="285" w:lineRule="atLeast"/>
+                        <w:jc w:val="left"/>
+                        <w:rPr>
+                          <w:rFonts w:ascii="Courier New" w:eastAsia="宋体" w:hAnsi="Courier New" w:cs="Courier New"/>
+                          <w:noProof w:val="0"/>
+                          <w:color w:val="000000"/>
+                          <w:kern w:val="0"/>
+                          <w:szCs w:val="21"/>
+                        </w:rPr>
+                      </w:pPr>
+                      <w:r>
+                        <w:rPr>
+                          <w:rFonts w:ascii="Courier New" w:eastAsia="宋体" w:hAnsi="Courier New" w:cs="Courier New"/>
+                          <w:noProof w:val="0"/>
+                          <w:color w:val="000000"/>
+                          <w:kern w:val="0"/>
+                          <w:szCs w:val="21"/>
+                        </w:rPr>
+                        <w:t>url = </w:t>
+                      </w:r>
+                      <w:r>
+                        <w:rPr>
+                          <w:rFonts w:ascii="Courier New" w:eastAsia="宋体" w:hAnsi="Courier New" w:cs="Courier New"/>
+                          <w:noProof w:val="0"/>
+                          <w:color w:val="A31515"/>
+                          <w:kern w:val="0"/>
+                          <w:szCs w:val="21"/>
+                        </w:rPr>
+                        <w:t>"https://raw.githubusercontent.com/qwuae1/MachineLearning/master/iris.csv"</w:t>
+                      </w:r>
+                    </w:p>
+                    <w:p>
+                      <w:pPr>
+                        <w:widowControl/>
+                        <w:shd w:val="clear" w:color="auto" w:fill="FFFFFE"/>
+                        <w:spacing w:line="285" w:lineRule="atLeast"/>
+                        <w:jc w:val="left"/>
+                        <w:rPr>
+                          <w:rFonts w:ascii="Courier New" w:eastAsia="宋体" w:hAnsi="Courier New" w:cs="Courier New"/>
+                          <w:noProof w:val="0"/>
+                          <w:color w:val="000000"/>
+                          <w:kern w:val="0"/>
+                          <w:szCs w:val="21"/>
+                        </w:rPr>
+                      </w:pPr>
+                      <w:r>
+                        <w:rPr>
+                          <w:rFonts w:ascii="Courier New" w:eastAsia="宋体" w:hAnsi="Courier New" w:cs="Courier New"/>
+                          <w:noProof w:val="0"/>
+                          <w:color w:val="000000"/>
+                          <w:kern w:val="0"/>
+                          <w:szCs w:val="21"/>
+                        </w:rPr>
+                        <w:t>names = [</w:t>
+                      </w:r>
+                      <w:r>
+                        <w:rPr>
+                          <w:rFonts w:ascii="Courier New" w:eastAsia="宋体" w:hAnsi="Courier New" w:cs="Courier New"/>
+                          <w:noProof w:val="0"/>
+                          <w:color w:val="A31515"/>
+                          <w:kern w:val="0"/>
+                          <w:szCs w:val="21"/>
+                        </w:rPr>
+                        <w:t>'sepal-length'</w:t>
+                      </w:r>
+                      <w:r>
+                        <w:rPr>
+                          <w:rFonts w:ascii="Courier New" w:eastAsia="宋体" w:hAnsi="Courier New" w:cs="Courier New"/>
+                          <w:noProof w:val="0"/>
+                          <w:color w:val="000000"/>
+                          <w:kern w:val="0"/>
+                          <w:szCs w:val="21"/>
+                        </w:rPr>
+                        <w:t>, </w:t>
+                      </w:r>
+                      <w:r>
+                        <w:rPr>
+                          <w:rFonts w:ascii="Courier New" w:eastAsia="宋体" w:hAnsi="Courier New" w:cs="Courier New"/>
+                          <w:noProof w:val="0"/>
+                          <w:color w:val="A31515"/>
+                          <w:kern w:val="0"/>
+                          <w:szCs w:val="21"/>
+                        </w:rPr>
+                        <w:t>'sepal-width'</w:t>
+                      </w:r>
+                      <w:r>
+                        <w:rPr>
+                          <w:rFonts w:ascii="Courier New" w:eastAsia="宋体" w:hAnsi="Courier New" w:cs="Courier New"/>
+                          <w:noProof w:val="0"/>
+                          <w:color w:val="000000"/>
+                          <w:kern w:val="0"/>
+                          <w:szCs w:val="21"/>
+                        </w:rPr>
+                        <w:t>, </w:t>
+                      </w:r>
+                      <w:r>
+                        <w:rPr>
+                          <w:rFonts w:ascii="Courier New" w:eastAsia="宋体" w:hAnsi="Courier New" w:cs="Courier New"/>
+                          <w:noProof w:val="0"/>
+                          <w:color w:val="A31515"/>
+                          <w:kern w:val="0"/>
+                          <w:szCs w:val="21"/>
+                        </w:rPr>
+                        <w:t>'petal-length'</w:t>
+                      </w:r>
+                      <w:r>
+                        <w:rPr>
+                          <w:rFonts w:ascii="Courier New" w:eastAsia="宋体" w:hAnsi="Courier New" w:cs="Courier New"/>
+                          <w:noProof w:val="0"/>
+                          <w:color w:val="000000"/>
+                          <w:kern w:val="0"/>
+                          <w:szCs w:val="21"/>
+                        </w:rPr>
+                        <w:t>, </w:t>
+                      </w:r>
+                      <w:r>
+                        <w:rPr>
+                          <w:rFonts w:ascii="Courier New" w:eastAsia="宋体" w:hAnsi="Courier New" w:cs="Courier New"/>
+                          <w:noProof w:val="0"/>
+                          <w:color w:val="A31515"/>
+                          <w:kern w:val="0"/>
+                          <w:szCs w:val="21"/>
+                        </w:rPr>
+                        <w:t>'petal-width'</w:t>
+                      </w:r>
+                      <w:r>
+                        <w:rPr>
+                          <w:rFonts w:ascii="Courier New" w:eastAsia="宋体" w:hAnsi="Courier New" w:cs="Courier New"/>
+                          <w:noProof w:val="0"/>
+                          <w:color w:val="000000"/>
+                          <w:kern w:val="0"/>
+                          <w:szCs w:val="21"/>
+                        </w:rPr>
+                        <w:t>, </w:t>
+                      </w:r>
+                      <w:r>
+                        <w:rPr>
+                          <w:rFonts w:ascii="Courier New" w:eastAsia="宋体" w:hAnsi="Courier New" w:cs="Courier New"/>
+                          <w:noProof w:val="0"/>
+                          <w:color w:val="A31515"/>
+                          <w:kern w:val="0"/>
+                          <w:szCs w:val="21"/>
+                        </w:rPr>
+                        <w:t>'class'</w:t>
+                      </w:r>
+                      <w:r>
+                        <w:rPr>
+                          <w:rFonts w:ascii="Courier New" w:eastAsia="宋体" w:hAnsi="Courier New" w:cs="Courier New"/>
+                          <w:noProof w:val="0"/>
+                          <w:color w:val="000000"/>
+                          <w:kern w:val="0"/>
+                          <w:szCs w:val="21"/>
+                        </w:rPr>
+                        <w:t>]</w:t>
+                      </w:r>
+                    </w:p>
+                    <w:p>
+                      <w:pPr>
+                        <w:widowControl/>
+                        <w:shd w:val="clear" w:color="auto" w:fill="FFFFFE"/>
+                        <w:spacing w:line="285" w:lineRule="atLeast"/>
+                        <w:jc w:val="left"/>
+                        <w:rPr>
+                          <w:rFonts w:ascii="Courier New" w:eastAsia="宋体" w:hAnsi="Courier New" w:cs="Courier New"/>
+                          <w:noProof w:val="0"/>
+                          <w:color w:val="000000"/>
+                          <w:kern w:val="0"/>
+                          <w:szCs w:val="21"/>
+                        </w:rPr>
+                      </w:pPr>
+                      <w:r>
+                        <w:rPr>
+                          <w:rFonts w:ascii="Courier New" w:eastAsia="宋体" w:hAnsi="Courier New" w:cs="Courier New"/>
+                          <w:noProof w:val="0"/>
+                          <w:color w:val="000000"/>
+                          <w:kern w:val="0"/>
+                          <w:szCs w:val="21"/>
+                        </w:rPr>
+                        <w:t>dataset = read_</w:t>
+                      </w:r>
+                      <w:proofErr w:type="gramStart"/>
+                      <w:r>
+                        <w:rPr>
+                          <w:rFonts w:ascii="Courier New" w:eastAsia="宋体" w:hAnsi="Courier New" w:cs="Courier New"/>
+                          <w:noProof w:val="0"/>
+                          <w:color w:val="000000"/>
+                          <w:kern w:val="0"/>
+                          <w:szCs w:val="21"/>
+                        </w:rPr>
+                        <w:t>csv(</w:t>
+                      </w:r>
+                      <w:proofErr w:type="gramEnd"/>
+                      <w:r>
+                        <w:rPr>
+                          <w:rFonts w:ascii="Courier New" w:eastAsia="宋体" w:hAnsi="Courier New" w:cs="Courier New"/>
+                          <w:noProof w:val="0"/>
+                          <w:color w:val="000000"/>
+                          <w:kern w:val="0"/>
+                          <w:szCs w:val="21"/>
+                        </w:rPr>
+                        <w:t>url, names=names)</w:t>
+                      </w:r>
+                    </w:p>
+                    <w:p>
+                      <w:pPr>
+                        <w:widowControl/>
+                        <w:shd w:val="clear" w:color="auto" w:fill="FFFFFE"/>
+                        <w:spacing w:line="285" w:lineRule="atLeast"/>
+                        <w:jc w:val="left"/>
+                        <w:rPr>
+                          <w:rFonts w:ascii="Courier New" w:eastAsia="宋体" w:hAnsi="Courier New" w:cs="Courier New"/>
+                          <w:noProof w:val="0"/>
+                          <w:color w:val="000000"/>
+                          <w:kern w:val="0"/>
+                          <w:szCs w:val="21"/>
+                        </w:rPr>
+                      </w:pPr>
+                      <w:r>
+                        <w:rPr>
+                          <w:rFonts w:ascii="Courier New" w:eastAsia="宋体" w:hAnsi="Courier New" w:cs="Courier New"/>
+                          <w:noProof w:val="0"/>
+                          <w:color w:val="008000"/>
+                          <w:kern w:val="0"/>
+                          <w:szCs w:val="21"/>
+                        </w:rPr>
+                        <w:t># shape</w:t>
+                      </w:r>
+                    </w:p>
+                    <w:p>
+                      <w:pPr>
+                        <w:widowControl/>
+                        <w:shd w:val="clear" w:color="auto" w:fill="FFFFFE"/>
+                        <w:spacing w:line="285" w:lineRule="atLeast"/>
+                        <w:jc w:val="left"/>
+                        <w:rPr>
+                          <w:rFonts w:ascii="Courier New" w:eastAsia="宋体" w:hAnsi="Courier New" w:cs="Courier New"/>
+                          <w:noProof w:val="0"/>
+                          <w:color w:val="000000"/>
+                          <w:kern w:val="0"/>
+                          <w:szCs w:val="21"/>
+                        </w:rPr>
+                      </w:pPr>
+                      <w:r>
+                        <w:rPr>
+                          <w:rFonts w:ascii="Courier New" w:eastAsia="宋体" w:hAnsi="Courier New" w:cs="Courier New"/>
+                          <w:noProof w:val="0"/>
+                          <w:color w:val="795E26"/>
+                          <w:kern w:val="0"/>
+                          <w:szCs w:val="21"/>
+                        </w:rPr>
+                        <w:t>print</w:t>
+                      </w:r>
+                      <w:r>
+                        <w:rPr>
+                          <w:rFonts w:ascii="Courier New" w:eastAsia="宋体" w:hAnsi="Courier New" w:cs="Courier New"/>
+                          <w:noProof w:val="0"/>
+                          <w:color w:val="000000"/>
+                          <w:kern w:val="0"/>
+                          <w:szCs w:val="21"/>
+                        </w:rPr>
+                        <w:t>(</w:t>
+                      </w:r>
+                      <w:proofErr w:type="gramStart"/>
+                      <w:r>
+                        <w:rPr>
+                          <w:rFonts w:ascii="Courier New" w:eastAsia="宋体" w:hAnsi="Courier New" w:cs="Courier New"/>
+                          <w:noProof w:val="0"/>
+                          <w:color w:val="000000"/>
+                          <w:kern w:val="0"/>
+                          <w:szCs w:val="21"/>
+                        </w:rPr>
+                        <w:t>dataset.shape</w:t>
+                      </w:r>
+                      <w:proofErr w:type="gramEnd"/>
+                      <w:r>
+                        <w:rPr>
+                          <w:rFonts w:ascii="Courier New" w:eastAsia="宋体" w:hAnsi="Courier New" w:cs="Courier New"/>
+                          <w:noProof w:val="0"/>
+                          <w:color w:val="000000"/>
+                          <w:kern w:val="0"/>
+                          <w:szCs w:val="21"/>
+                        </w:rPr>
+                        <w:t>)</w:t>
+                      </w:r>
+                    </w:p>
+                    <w:p>
+                      <w:pPr>
+                        <w:widowControl/>
+                        <w:shd w:val="clear" w:color="auto" w:fill="FFFFFE"/>
+                        <w:spacing w:line="285" w:lineRule="atLeast"/>
+                        <w:jc w:val="left"/>
+                        <w:rPr>
+                          <w:rFonts w:ascii="Courier New" w:eastAsia="宋体" w:hAnsi="Courier New" w:cs="Courier New"/>
+                          <w:noProof w:val="0"/>
+                          <w:color w:val="000000"/>
+                          <w:kern w:val="0"/>
+                          <w:szCs w:val="21"/>
+                        </w:rPr>
+                      </w:pPr>
+                      <w:r>
+                        <w:rPr>
+                          <w:rFonts w:ascii="Courier New" w:eastAsia="宋体" w:hAnsi="Courier New" w:cs="Courier New"/>
+                          <w:noProof w:val="0"/>
+                          <w:color w:val="008000"/>
+                          <w:kern w:val="0"/>
+                          <w:szCs w:val="21"/>
+                        </w:rPr>
+                        <w:t># head</w:t>
+                      </w:r>
+                    </w:p>
+                    <w:p>
+                      <w:pPr>
+                        <w:widowControl/>
+                        <w:shd w:val="clear" w:color="auto" w:fill="FFFFFE"/>
+                        <w:spacing w:line="285" w:lineRule="atLeast"/>
+                        <w:jc w:val="left"/>
+                        <w:rPr>
+                          <w:rFonts w:ascii="Courier New" w:eastAsia="宋体" w:hAnsi="Courier New" w:cs="Courier New"/>
+                          <w:noProof w:val="0"/>
+                          <w:color w:val="000000"/>
+                          <w:kern w:val="0"/>
+                          <w:szCs w:val="21"/>
+                        </w:rPr>
+                      </w:pPr>
+                      <w:r>
+                        <w:rPr>
+                          <w:rFonts w:ascii="Courier New" w:eastAsia="宋体" w:hAnsi="Courier New" w:cs="Courier New"/>
+                          <w:noProof w:val="0"/>
+                          <w:color w:val="795E26"/>
+                          <w:kern w:val="0"/>
+                          <w:szCs w:val="21"/>
+                        </w:rPr>
+                        <w:t>print</w:t>
+                      </w:r>
+                      <w:r>
+                        <w:rPr>
+                          <w:rFonts w:ascii="Courier New" w:eastAsia="宋体" w:hAnsi="Courier New" w:cs="Courier New"/>
+                          <w:noProof w:val="0"/>
+                          <w:color w:val="000000"/>
+                          <w:kern w:val="0"/>
+                          <w:szCs w:val="21"/>
+                        </w:rPr>
+                        <w:t>(</w:t>
+                      </w:r>
+                      <w:proofErr w:type="gramStart"/>
+                      <w:r>
+                        <w:rPr>
+                          <w:rFonts w:ascii="Courier New" w:eastAsia="宋体" w:hAnsi="Courier New" w:cs="Courier New"/>
+                          <w:noProof w:val="0"/>
+                          <w:color w:val="000000"/>
+                          <w:kern w:val="0"/>
+                          <w:szCs w:val="21"/>
+                        </w:rPr>
+                        <w:t>dataset.head</w:t>
+                      </w:r>
+                      <w:proofErr w:type="gramEnd"/>
+                      <w:r>
+                        <w:rPr>
+                          <w:rFonts w:ascii="Courier New" w:eastAsia="宋体" w:hAnsi="Courier New" w:cs="Courier New"/>
+                          <w:noProof w:val="0"/>
+                          <w:color w:val="000000"/>
+                          <w:kern w:val="0"/>
+                          <w:szCs w:val="21"/>
+                        </w:rPr>
+                        <w:t>(</w:t>
+                      </w:r>
+                      <w:r>
+                        <w:rPr>
+                          <w:rFonts w:ascii="Courier New" w:eastAsia="宋体" w:hAnsi="Courier New" w:cs="Courier New"/>
+                          <w:noProof w:val="0"/>
+                          <w:color w:val="09885A"/>
+                          <w:kern w:val="0"/>
+                          <w:szCs w:val="21"/>
+                        </w:rPr>
+                        <w:t>20</w:t>
+                      </w:r>
+                      <w:r>
+                        <w:rPr>
+                          <w:rFonts w:ascii="Courier New" w:eastAsia="宋体" w:hAnsi="Courier New" w:cs="Courier New"/>
+                          <w:noProof w:val="0"/>
+                          <w:color w:val="000000"/>
+                          <w:kern w:val="0"/>
+                          <w:szCs w:val="21"/>
+                        </w:rPr>
+                        <w:t>))</w:t>
+                      </w:r>
+                    </w:p>
+                    <w:p>
+                      <w:pPr>
+                        <w:widowControl/>
+                        <w:shd w:val="clear" w:color="auto" w:fill="FFFFFE"/>
+                        <w:spacing w:line="285" w:lineRule="atLeast"/>
+                        <w:jc w:val="left"/>
+                        <w:rPr>
+                          <w:rFonts w:ascii="Courier New" w:eastAsia="宋体" w:hAnsi="Courier New" w:cs="Courier New"/>
+                          <w:noProof w:val="0"/>
+                          <w:color w:val="000000"/>
+                          <w:kern w:val="0"/>
+                          <w:szCs w:val="21"/>
+                        </w:rPr>
+                      </w:pPr>
+                      <w:r>
+                        <w:rPr>
+                          <w:rFonts w:ascii="Courier New" w:eastAsia="宋体" w:hAnsi="Courier New" w:cs="Courier New"/>
+                          <w:noProof w:val="0"/>
+                          <w:color w:val="008000"/>
+                          <w:kern w:val="0"/>
+                          <w:szCs w:val="21"/>
+                        </w:rPr>
+                        <w:t># descriptions</w:t>
+                      </w:r>
+                    </w:p>
+                    <w:p>
+                      <w:pPr>
+                        <w:widowControl/>
+                        <w:shd w:val="clear" w:color="auto" w:fill="FFFFFE"/>
+                        <w:spacing w:line="285" w:lineRule="atLeast"/>
+                        <w:jc w:val="left"/>
+                        <w:rPr>
+                          <w:rFonts w:ascii="Courier New" w:eastAsia="宋体" w:hAnsi="Courier New" w:cs="Courier New"/>
+                          <w:noProof w:val="0"/>
+                          <w:color w:val="000000"/>
+                          <w:kern w:val="0"/>
+                          <w:szCs w:val="21"/>
+                        </w:rPr>
+                      </w:pPr>
+                      <w:r>
+                        <w:rPr>
+                          <w:rFonts w:ascii="Courier New" w:eastAsia="宋体" w:hAnsi="Courier New" w:cs="Courier New"/>
+                          <w:noProof w:val="0"/>
+                          <w:color w:val="795E26"/>
+                          <w:kern w:val="0"/>
+                          <w:szCs w:val="21"/>
+                        </w:rPr>
+                        <w:t>print</w:t>
+                      </w:r>
+                      <w:r>
+                        <w:rPr>
+                          <w:rFonts w:ascii="Courier New" w:eastAsia="宋体" w:hAnsi="Courier New" w:cs="Courier New"/>
+                          <w:noProof w:val="0"/>
+                          <w:color w:val="000000"/>
+                          <w:kern w:val="0"/>
+                          <w:szCs w:val="21"/>
+                        </w:rPr>
+                        <w:t>(</w:t>
+                      </w:r>
+                      <w:proofErr w:type="gramStart"/>
+                      <w:r>
+                        <w:rPr>
+                          <w:rFonts w:ascii="Courier New" w:eastAsia="宋体" w:hAnsi="Courier New" w:cs="Courier New"/>
+                          <w:noProof w:val="0"/>
+                          <w:color w:val="000000"/>
+                          <w:kern w:val="0"/>
+                          <w:szCs w:val="21"/>
+                        </w:rPr>
+                        <w:t>dataset.describe</w:t>
+                      </w:r>
+                      <w:proofErr w:type="gramEnd"/>
+                      <w:r>
+                        <w:rPr>
+                          <w:rFonts w:ascii="Courier New" w:eastAsia="宋体" w:hAnsi="Courier New" w:cs="Courier New"/>
+                          <w:noProof w:val="0"/>
+                          <w:color w:val="000000"/>
+                          <w:kern w:val="0"/>
+                          <w:szCs w:val="21"/>
+                        </w:rPr>
+                        <w:t>())</w:t>
+                      </w:r>
+                    </w:p>
+                    <w:p>
+                      <w:pPr>
+                        <w:widowControl/>
+                        <w:shd w:val="clear" w:color="auto" w:fill="FFFFFE"/>
+                        <w:spacing w:line="285" w:lineRule="atLeast"/>
+                        <w:jc w:val="left"/>
+                        <w:rPr>
+                          <w:rFonts w:ascii="Courier New" w:eastAsia="宋体" w:hAnsi="Courier New" w:cs="Courier New"/>
+                          <w:noProof w:val="0"/>
+                          <w:color w:val="000000"/>
+                          <w:kern w:val="0"/>
+                          <w:szCs w:val="21"/>
+                        </w:rPr>
+                      </w:pPr>
+                      <w:r>
+                        <w:rPr>
+                          <w:rFonts w:ascii="Courier New" w:eastAsia="宋体" w:hAnsi="Courier New" w:cs="Courier New"/>
+                          <w:noProof w:val="0"/>
+                          <w:color w:val="008000"/>
+                          <w:kern w:val="0"/>
+                          <w:szCs w:val="21"/>
+                        </w:rPr>
+                        <w:t># class distribution</w:t>
+                      </w:r>
+                    </w:p>
+                    <w:p>
+                      <w:pPr>
+                        <w:widowControl/>
+                        <w:shd w:val="clear" w:color="auto" w:fill="FFFFFE"/>
+                        <w:spacing w:line="285" w:lineRule="atLeast"/>
+                        <w:jc w:val="left"/>
+                        <w:rPr>
+                          <w:rFonts w:ascii="Courier New" w:eastAsia="宋体" w:hAnsi="Courier New" w:cs="Courier New"/>
+                          <w:noProof w:val="0"/>
+                          <w:color w:val="000000"/>
+                          <w:kern w:val="0"/>
+                          <w:szCs w:val="21"/>
+                        </w:rPr>
+                      </w:pPr>
+                      <w:r>
+                        <w:rPr>
+                          <w:rFonts w:ascii="Courier New" w:eastAsia="宋体" w:hAnsi="Courier New" w:cs="Courier New"/>
+                          <w:noProof w:val="0"/>
+                          <w:color w:val="795E26"/>
+                          <w:kern w:val="0"/>
+                          <w:szCs w:val="21"/>
+                        </w:rPr>
+                        <w:t>print</w:t>
+                      </w:r>
+                      <w:r>
+                        <w:rPr>
+                          <w:rFonts w:ascii="Courier New" w:eastAsia="宋体" w:hAnsi="Courier New" w:cs="Courier New"/>
+                          <w:noProof w:val="0"/>
+                          <w:color w:val="000000"/>
+                          <w:kern w:val="0"/>
+                          <w:szCs w:val="21"/>
+                        </w:rPr>
+                        <w:t>(</w:t>
+                      </w:r>
+                      <w:proofErr w:type="gramStart"/>
+                      <w:r>
+                        <w:rPr>
+                          <w:rFonts w:ascii="Courier New" w:eastAsia="宋体" w:hAnsi="Courier New" w:cs="Courier New"/>
+                          <w:noProof w:val="0"/>
+                          <w:color w:val="000000"/>
+                          <w:kern w:val="0"/>
+                          <w:szCs w:val="21"/>
+                        </w:rPr>
+                        <w:t>dataset.groupby</w:t>
+                      </w:r>
+                      <w:proofErr w:type="gramEnd"/>
+                      <w:r>
+                        <w:rPr>
+                          <w:rFonts w:ascii="Courier New" w:eastAsia="宋体" w:hAnsi="Courier New" w:cs="Courier New"/>
+                          <w:noProof w:val="0"/>
+                          <w:color w:val="000000"/>
+                          <w:kern w:val="0"/>
+                          <w:szCs w:val="21"/>
+                        </w:rPr>
+                        <w:t>(</w:t>
+                      </w:r>
+                      <w:r>
+                        <w:rPr>
+                          <w:rFonts w:ascii="Courier New" w:eastAsia="宋体" w:hAnsi="Courier New" w:cs="Courier New"/>
+                          <w:noProof w:val="0"/>
+                          <w:color w:val="A31515"/>
+                          <w:kern w:val="0"/>
+                          <w:szCs w:val="21"/>
+                        </w:rPr>
+                        <w:t>'class'</w:t>
+                      </w:r>
+                      <w:r>
+                        <w:rPr>
+                          <w:rFonts w:ascii="Courier New" w:eastAsia="宋体" w:hAnsi="Courier New" w:cs="Courier New"/>
+                          <w:noProof w:val="0"/>
+                          <w:color w:val="000000"/>
+                          <w:kern w:val="0"/>
+                          <w:szCs w:val="21"/>
+                        </w:rPr>
+                        <w:t>).size())</w:t>
+                      </w:r>
+                    </w:p>
+                    <w:p>
+                      <w:pPr>
+                        <w:rPr>
+                          <w:rFonts w:hint="eastAsia"/>
+                        </w:rPr>
+                      </w:pPr>
+                    </w:p>
+                  </w:txbxContent>
+                </v:textbox>
+                <w10:wrap type="square"/>
+              </v:shape>
+            </w:pict>
+          </mc:Fallback>
+        </mc:AlternateContent>
+      </w:r>
     </w:p>
     <w:sectPr>
       <w:pgSz w:w="11906" w:h="16838"/>
@@ -445,6 +1919,42 @@
     <w:semiHidden/>
     <w:unhideWhenUsed/>
   </w:style>
+  <w:style w:type="paragraph" w:styleId="Title">
+    <w:name w:val="Title"/>
+    <w:basedOn w:val="Normal"/>
+    <w:next w:val="Normal"/>
+    <w:link w:val="TitleChar"/>
+    <w:uiPriority w:val="10"/>
+    <w:qFormat/>
+    <w:rsid w:val="005407CD"/>
+    <w:pPr>
+      <w:spacing w:before="240" w:after="60"/>
+      <w:jc w:val="center"/>
+      <w:outlineLvl w:val="0"/>
+    </w:pPr>
+    <w:rPr>
+      <w:rFonts w:asciiTheme="majorHAnsi" w:eastAsiaTheme="majorEastAsia" w:hAnsiTheme="majorHAnsi" w:cstheme="majorBidi"/>
+      <w:b/>
+      <w:bCs/>
+      <w:sz w:val="32"/>
+      <w:szCs w:val="32"/>
+    </w:rPr>
+  </w:style>
+  <w:style w:type="character" w:customStyle="1" w:styleId="TitleChar">
+    <w:name w:val="Title Char"/>
+    <w:basedOn w:val="DefaultParagraphFont"/>
+    <w:link w:val="Title"/>
+    <w:uiPriority w:val="10"/>
+    <w:rsid w:val="005407CD"/>
+    <w:rPr>
+      <w:rFonts w:asciiTheme="majorHAnsi" w:eastAsiaTheme="majorEastAsia" w:hAnsiTheme="majorHAnsi" w:cstheme="majorBidi"/>
+      <w:b/>
+      <w:bCs/>
+      <w:noProof/>
+      <w:sz w:val="32"/>
+      <w:szCs w:val="32"/>
+    </w:rPr>
+  </w:style>
 </w:styles>
 </file>
 
